--- a/docs/instrucciones/Instrucciones_Semana_2_MATCH.docx
+++ b/docs/instrucciones/Instrucciones_Semana_2_MATCH.docx
@@ -28,7 +28,7 @@
     </w:p>
     <w:p>
       <w:r>
-        <w:t>Construir el modulo de recuperacion visual sobre el dataset propio capturado en la semana 1, comparando tres representaciones (HOG+LBP, geometria de landmarks, embeddings SigLIP2) y midiendo cual funciona mejor y por que. El repositorio de referencia documenta tres hallazgos de su propio ablation (docs/informe_D2_match.md); el equipo debe verificar si se repiten con sus datos o no.</w:t>
+        <w:t>Construir el modulo de recuperacion visual sobre el dataset propio de la semana 1, comparando tres representaciones (HOG+LBP, geometria de landmarks, embeddings SigLIP2). El informe de referencia (docs/informe_D2_match.md) documenta tres hallazgos de su ablation -- dos de ellos negativos. El equipo debe verificar si se repiten con sus datos y explicar por que si o por que no.</w:t>
       </w:r>
     </w:p>
     <w:p>
@@ -36,7 +36,20 @@
         <w:pStyle w:val="Heading1"/>
       </w:pPr>
       <w:r>
-        <w:t>Pasos</w:t>
+        <w:t>A. Preparacion</w:t>
+      </w:r>
+    </w:p>
+    <w:p>
+      <w:r>
+        <w:t>El entorno ya quedo listo en la semana 1. Requisito de entrada: la Clase 1 debe seguir funcionando en el fork (es criterio de aceptacion del enunciado) y debe existir data/features_mimic.csv con los datos propios del equipo.</w:t>
+      </w:r>
+    </w:p>
+    <w:p>
+      <w:pPr>
+        <w:pStyle w:val="Heading1"/>
+      </w:pPr>
+      <w:r>
+        <w:t>B. Ejecucion paso a paso</w:t>
       </w:r>
     </w:p>
     <w:p>
@@ -47,7 +60,7 @@
         <w:t xml:space="preserve">Paso 1. </w:t>
       </w:r>
       <w:r>
-        <w:t>Verificar que la Clase 1 sigue funcionando en el fork (criterio de aceptacion del enunciado: la continuidad es obligatoria).</w:t>
+        <w:t>Completar la galeria propia si hace falta: minimo 300 imagenes en al menos 6 categorias. Pueden sumar frames extraidos de videos del equipo al dataset de la semana 1 (agregandolos a data/images/&lt;clase&gt;/ y regenerando metadata.csv). La galeria usa los splits train+val; el split test queda como consultas de evaluacion -- no mezclarlos, o la evaluacion queda contaminada.</w:t>
       </w:r>
     </w:p>
     <w:p>
@@ -58,7 +71,7 @@
         <w:t xml:space="preserve">Paso 2. </w:t>
       </w:r>
       <w:r>
-        <w:t>Construir la galeria propia: minimo 300 imagenes en al menos 6 categorias. Pueden combinar su dataset de la semana 1 con frames nuevos extraidos de videos del equipo. La galeria usa los splits train+val; el split test queda como consultas de evaluacion, igual que en el repositorio base.</w:t>
+        <w:t>Borrar las caches de la semana anterior si el dataset cambio: data/match_descriptores_clasicos.npz, data/match_embeddings_siglip2.npz y data/match_embeddings_siglip2_crop.npz.</w:t>
       </w:r>
     </w:p>
     <w:p>
@@ -69,7 +82,7 @@
         <w:t xml:space="preserve">Paso 3. </w:t>
       </w:r>
       <w:r>
-        <w:t>Ejecutar D2_match_retrieval.ipynb con la galeria propia (borrar antes las caches data/match_*.npz).</w:t>
+        <w:t>Ejecutar notebooks/D2_match_retrieval.ipynb completo (10-15 min la primera vez: SigLIP2 procesa toda la galeria dos veces por el ablation de crop).</w:t>
       </w:r>
     </w:p>
     <w:p>
@@ -80,7 +93,7 @@
         <w:t xml:space="preserve">Paso 4. </w:t>
       </w:r>
       <w:r>
-        <w:t>Reportar Recall@1, Recall@5 y MRR por ruta, y la tabla de latencias de indexacion y consulta.</w:t>
+        <w:t>Revisar la tabla comparativa de las 3 rutas (seccion 5 del notebook) y la tabla por categoria facil/dificil/ambigua (seccion 6).</w:t>
       </w:r>
     </w:p>
     <w:p>
@@ -91,7 +104,7 @@
         <w:t xml:space="preserve">Paso 5. </w:t>
       </w:r>
       <w:r>
-        <w:t>Repetir el ablation study completo: HOG solo vs HOG+LBP, crop de persona vs frame completo, rutas individuales, y re-ranking geometrico. Contrastar cada resultado con el del informe de referencia: se repite el hallazgo o no, y por que.</w:t>
+        <w:t>Revisar los 4 experimentos del ablation (seccion 7): textura, crop de persona, rutas individuales y re-ranking geometrico.</w:t>
       </w:r>
     </w:p>
     <w:p>
@@ -102,7 +115,7 @@
         <w:t xml:space="preserve">Paso 6. </w:t>
       </w:r>
       <w:r>
-        <w:t>Documentar al menos 10 casos de error o ambiguedad con su explicacion (criterio de aceptacion del enunciado).</w:t>
+        <w:t>Documentar al menos 10 casos de error o ambiguedad con su causa (criterio de aceptacion del enunciado).</w:t>
       </w:r>
     </w:p>
     <w:p>
@@ -113,7 +126,7 @@
         <w:t xml:space="preserve">Paso 7. </w:t>
       </w:r>
       <w:r>
-        <w:t>Probar la consulta en vivo: pestana MATCH de python -m app.app, capturando la consulta con la webcam, y grabar el video demo de 90-120 s con al menos 5 consultas distintas.</w:t>
+        <w:t>Probar la consulta en vivo desde la pestana MATCH de 'python -m app.app' (la primera busqueda tarda 1-2 min mientras construye el indice; las siguientes son inmediatas) y grabar el video demo de 90-120 s con al menos 5 consultas distintas.</w:t>
       </w:r>
     </w:p>
     <w:p>
@@ -121,7 +134,7 @@
         <w:pStyle w:val="Heading1"/>
       </w:pPr>
       <w:r>
-        <w:t>Entregables (los E1-E6 del enunciado)</w:t>
+        <w:t>C. Entregables (E1-E6 del enunciado)</w:t>
       </w:r>
     </w:p>
     <w:tbl>
@@ -267,7 +280,7 @@
           </w:tcPr>
           <w:p>
             <w:r>
-              <w:t>Max. 4 paginas con tabla de resultados y ablation study</w:t>
+              <w:t>Max. 4 paginas con la estructura de la seccion D</w:t>
             </w:r>
           </w:p>
         </w:tc>
@@ -300,12 +313,396 @@
         <w:pStyle w:val="Heading1"/>
       </w:pPr>
       <w:r>
-        <w:t>Criterio diferenciador de la nota</w:t>
+        <w:t>D. Informe: estructura obligatoria y metricas</w:t>
+      </w:r>
+    </w:p>
+    <w:p>
+      <w:pPr>
+        <w:pStyle w:val="ListNumber"/>
+      </w:pPr>
+      <w:r>
+        <w:t>Galeria: composicion, categorias, como se evito la fuga entre galeria y consultas.</w:t>
+      </w:r>
+    </w:p>
+    <w:p>
+      <w:pPr>
+        <w:pStyle w:val="ListNumber"/>
+      </w:pPr>
+      <w:r>
+        <w:t>Resultados por ruta: la tabla de abajo completa.</w:t>
+      </w:r>
+    </w:p>
+    <w:p>
+      <w:pPr>
+        <w:pStyle w:val="ListNumber"/>
+      </w:pPr>
+      <w:r>
+        <w:t>Resultados por categoria de consulta (facil / dificil / ambigua) con Recall@1.</w:t>
+      </w:r>
+    </w:p>
+    <w:p>
+      <w:pPr>
+        <w:pStyle w:val="ListNumber"/>
+      </w:pPr>
+      <w:r>
+        <w:t>Ablation study: los 4 experimentos, cada uno con su conclusion.</w:t>
+      </w:r>
+    </w:p>
+    <w:p>
+      <w:pPr>
+        <w:pStyle w:val="ListNumber"/>
+      </w:pPr>
+      <w:r>
+        <w:t>10 casos de error o ambiguedad explicados.</w:t>
+      </w:r>
+    </w:p>
+    <w:p>
+      <w:pPr>
+        <w:pStyle w:val="ListNumber"/>
+      </w:pPr>
+      <w:r>
+        <w:t>Respuestas a las preguntas finales (seccion E).</w:t>
       </w:r>
     </w:p>
     <w:p>
       <w:r>
-        <w:t>El ablation study vale tanto como las metricas: un resultado negativo bien explicado (por ejemplo 'el re-ranking empeoro el Recall@1 porque...') puntua igual o mas que uno positivo sin explicacion. El informe de referencia del docente es el ejemplo del nivel de honestidad esperado.</w:t>
+        <w:t>Tabla obligatoria (referencia del docente como linea base):</w:t>
+      </w:r>
+    </w:p>
+    <w:tbl>
+      <w:tblPr>
+        <w:tblStyle w:val="LightGrid-Accent1"/>
+        <w:tblW w:type="auto" w:w="0"/>
+        <w:tblLook w:firstColumn="1" w:firstRow="1" w:lastColumn="0" w:lastRow="0" w:noHBand="0" w:noVBand="1" w:val="04A0"/>
+      </w:tblPr>
+      <w:tblGrid>
+        <w:gridCol w:w="1234"/>
+        <w:gridCol w:w="1234"/>
+        <w:gridCol w:w="1234"/>
+        <w:gridCol w:w="1234"/>
+        <w:gridCol w:w="1234"/>
+        <w:gridCol w:w="1234"/>
+        <w:gridCol w:w="1234"/>
+      </w:tblGrid>
+      <w:tr>
+        <w:tc>
+          <w:tcPr>
+            <w:tcW w:type="dxa" w:w="1234"/>
+          </w:tcPr>
+          <w:p>
+            <w:r>
+              <w:rPr>
+                <w:b/>
+              </w:rPr>
+              <w:t>Ruta</w:t>
+            </w:r>
+          </w:p>
+        </w:tc>
+        <w:tc>
+          <w:tcPr>
+            <w:tcW w:type="dxa" w:w="1234"/>
+          </w:tcPr>
+          <w:p>
+            <w:r>
+              <w:rPr>
+                <w:b/>
+              </w:rPr>
+              <w:t>Recall@1 (ref.)</w:t>
+            </w:r>
+          </w:p>
+        </w:tc>
+        <w:tc>
+          <w:tcPr>
+            <w:tcW w:type="dxa" w:w="1234"/>
+          </w:tcPr>
+          <w:p>
+            <w:r>
+              <w:rPr>
+                <w:b/>
+              </w:rPr>
+              <w:t>Recall@5 (ref.)</w:t>
+            </w:r>
+          </w:p>
+        </w:tc>
+        <w:tc>
+          <w:tcPr>
+            <w:tcW w:type="dxa" w:w="1234"/>
+          </w:tcPr>
+          <w:p>
+            <w:r>
+              <w:rPr>
+                <w:b/>
+              </w:rPr>
+              <w:t>MRR (ref.)</w:t>
+            </w:r>
+          </w:p>
+        </w:tc>
+        <w:tc>
+          <w:tcPr>
+            <w:tcW w:type="dxa" w:w="1234"/>
+          </w:tcPr>
+          <w:p>
+            <w:r>
+              <w:rPr>
+                <w:b/>
+              </w:rPr>
+              <w:t>Recall@1 (equipo)</w:t>
+            </w:r>
+          </w:p>
+        </w:tc>
+        <w:tc>
+          <w:tcPr>
+            <w:tcW w:type="dxa" w:w="1234"/>
+          </w:tcPr>
+          <w:p>
+            <w:r>
+              <w:rPr>
+                <w:b/>
+              </w:rPr>
+              <w:t>Recall@5 (equipo)</w:t>
+            </w:r>
+          </w:p>
+        </w:tc>
+        <w:tc>
+          <w:tcPr>
+            <w:tcW w:type="dxa" w:w="1234"/>
+          </w:tcPr>
+          <w:p>
+            <w:r>
+              <w:rPr>
+                <w:b/>
+              </w:rPr>
+              <w:t>MRR (equipo)</w:t>
+            </w:r>
+          </w:p>
+        </w:tc>
+      </w:tr>
+      <w:tr>
+        <w:tc>
+          <w:tcPr>
+            <w:tcW w:type="dxa" w:w="1234"/>
+          </w:tcPr>
+          <w:p>
+            <w:r>
+              <w:t>A: HOG+LBP</w:t>
+            </w:r>
+          </w:p>
+        </w:tc>
+        <w:tc>
+          <w:tcPr>
+            <w:tcW w:type="dxa" w:w="1234"/>
+          </w:tcPr>
+          <w:p>
+            <w:r>
+              <w:t>0.538</w:t>
+            </w:r>
+          </w:p>
+        </w:tc>
+        <w:tc>
+          <w:tcPr>
+            <w:tcW w:type="dxa" w:w="1234"/>
+          </w:tcPr>
+          <w:p>
+            <w:r>
+              <w:t>0.744</w:t>
+            </w:r>
+          </w:p>
+        </w:tc>
+        <w:tc>
+          <w:tcPr>
+            <w:tcW w:type="dxa" w:w="1234"/>
+          </w:tcPr>
+          <w:p>
+            <w:r>
+              <w:t>0.623</w:t>
+            </w:r>
+          </w:p>
+        </w:tc>
+        <w:tc>
+          <w:tcPr>
+            <w:tcW w:type="dxa" w:w="1234"/>
+          </w:tcPr>
+          <w:p>
+            <w:r/>
+          </w:p>
+        </w:tc>
+        <w:tc>
+          <w:tcPr>
+            <w:tcW w:type="dxa" w:w="1234"/>
+          </w:tcPr>
+          <w:p>
+            <w:r/>
+          </w:p>
+        </w:tc>
+        <w:tc>
+          <w:tcPr>
+            <w:tcW w:type="dxa" w:w="1234"/>
+          </w:tcPr>
+          <w:p>
+            <w:r/>
+          </w:p>
+        </w:tc>
+      </w:tr>
+      <w:tr>
+        <w:tc>
+          <w:tcPr>
+            <w:tcW w:type="dxa" w:w="1234"/>
+          </w:tcPr>
+          <w:p>
+            <w:r>
+              <w:t>B: geometria</w:t>
+            </w:r>
+          </w:p>
+        </w:tc>
+        <w:tc>
+          <w:tcPr>
+            <w:tcW w:type="dxa" w:w="1234"/>
+          </w:tcPr>
+          <w:p>
+            <w:r>
+              <w:t>0.436</w:t>
+            </w:r>
+          </w:p>
+        </w:tc>
+        <w:tc>
+          <w:tcPr>
+            <w:tcW w:type="dxa" w:w="1234"/>
+          </w:tcPr>
+          <w:p>
+            <w:r>
+              <w:t>0.795</w:t>
+            </w:r>
+          </w:p>
+        </w:tc>
+        <w:tc>
+          <w:tcPr>
+            <w:tcW w:type="dxa" w:w="1234"/>
+          </w:tcPr>
+          <w:p>
+            <w:r>
+              <w:t>0.569</w:t>
+            </w:r>
+          </w:p>
+        </w:tc>
+        <w:tc>
+          <w:tcPr>
+            <w:tcW w:type="dxa" w:w="1234"/>
+          </w:tcPr>
+          <w:p>
+            <w:r/>
+          </w:p>
+        </w:tc>
+        <w:tc>
+          <w:tcPr>
+            <w:tcW w:type="dxa" w:w="1234"/>
+          </w:tcPr>
+          <w:p>
+            <w:r/>
+          </w:p>
+        </w:tc>
+        <w:tc>
+          <w:tcPr>
+            <w:tcW w:type="dxa" w:w="1234"/>
+          </w:tcPr>
+          <w:p>
+            <w:r/>
+          </w:p>
+        </w:tc>
+      </w:tr>
+      <w:tr>
+        <w:tc>
+          <w:tcPr>
+            <w:tcW w:type="dxa" w:w="1234"/>
+          </w:tcPr>
+          <w:p>
+            <w:r>
+              <w:t>C: SigLIP2</w:t>
+            </w:r>
+          </w:p>
+        </w:tc>
+        <w:tc>
+          <w:tcPr>
+            <w:tcW w:type="dxa" w:w="1234"/>
+          </w:tcPr>
+          <w:p>
+            <w:r>
+              <w:t>0.846</w:t>
+            </w:r>
+          </w:p>
+        </w:tc>
+        <w:tc>
+          <w:tcPr>
+            <w:tcW w:type="dxa" w:w="1234"/>
+          </w:tcPr>
+          <w:p>
+            <w:r>
+              <w:t>1.000</w:t>
+            </w:r>
+          </w:p>
+        </w:tc>
+        <w:tc>
+          <w:tcPr>
+            <w:tcW w:type="dxa" w:w="1234"/>
+          </w:tcPr>
+          <w:p>
+            <w:r>
+              <w:t>0.907</w:t>
+            </w:r>
+          </w:p>
+        </w:tc>
+        <w:tc>
+          <w:tcPr>
+            <w:tcW w:type="dxa" w:w="1234"/>
+          </w:tcPr>
+          <w:p>
+            <w:r/>
+          </w:p>
+        </w:tc>
+        <w:tc>
+          <w:tcPr>
+            <w:tcW w:type="dxa" w:w="1234"/>
+          </w:tcPr>
+          <w:p>
+            <w:r/>
+          </w:p>
+        </w:tc>
+        <w:tc>
+          <w:tcPr>
+            <w:tcW w:type="dxa" w:w="1234"/>
+          </w:tcPr>
+          <w:p>
+            <w:r/>
+          </w:p>
+        </w:tc>
+      </w:tr>
+    </w:tbl>
+    <w:p>
+      <w:r>
+        <w:t>Resultados del ablation de referencia que el equipo debe contrastar:</w:t>
+      </w:r>
+    </w:p>
+    <w:p>
+      <w:pPr>
+        <w:pStyle w:val="ListBullet"/>
+      </w:pPr>
+      <w:r>
+        <w:t>Textura: HOG y HOG+LBP dieron metricas identicas bit a bit -- LBP (26 dims) queda diluido frente a HOG (1764 dims) al concatenar sin ponderar.</w:t>
+      </w:r>
+    </w:p>
+    <w:p>
+      <w:pPr>
+        <w:pStyle w:val="ListBullet"/>
+      </w:pPr>
+      <w:r>
+        <w:t>Crop de persona: empeoro el Recall@1 de SigLIP2 de 0.846 a 0.795 -- hipotesis: el fondo aporta senal correlacionada con la fuente del dataset.</w:t>
+      </w:r>
+    </w:p>
+    <w:p>
+      <w:pPr>
+        <w:pStyle w:val="ListBullet"/>
+      </w:pPr>
+      <w:r>
+        <w:t>Re-ranking geometrico: empeoro el Recall@1 de 0.846 a 0.769 -- reordenar con la senal mas debil (geometria, 0.436) introduce ruido.</w:t>
       </w:r>
     </w:p>
     <w:p>
@@ -313,7 +710,95 @@
         <w:pStyle w:val="Heading1"/>
       </w:pPr>
       <w:r>
-        <w:t>Reglas de integridad (aplican todas las semanas)</w:t>
+        <w:t>E. Preguntas finales (responder en el informe y defender en clase)</w:t>
+      </w:r>
+    </w:p>
+    <w:p>
+      <w:pPr>
+        <w:pStyle w:val="ListNumber"/>
+      </w:pPr>
+      <w:r>
+        <w:t>En la referencia, agregar LBP no cambio absolutamente nada. Expliquen la causa (dimensionalidad y normalizacion) y propongan dos formas concretas de que la textura si cuente. Si lo implementaron, muestren el antes/despues.</w:t>
+      </w:r>
+    </w:p>
+    <w:p>
+      <w:pPr>
+        <w:pStyle w:val="ListNumber"/>
+      </w:pPr>
+      <w:r>
+        <w:t>El crop de persona empeoro el resultado en la referencia. Con el dataset del equipo (capturado en condiciones mas homogeneas), esperaban lo mismo? Que paso realmente y que dice eso sobre que 'mira' SigLIP2?</w:t>
+      </w:r>
+    </w:p>
+    <w:p>
+      <w:pPr>
+        <w:pStyle w:val="ListNumber"/>
+      </w:pPr>
+      <w:r>
+        <w:t>Por que Recall@5 puede ser 1.0 mientras Recall@1 es 0.85? Que metrica le importa mas a un usuario final de un buscador visual y por que?</w:t>
+      </w:r>
+    </w:p>
+    <w:p>
+      <w:pPr>
+        <w:pStyle w:val="ListNumber"/>
+      </w:pPr>
+      <w:r>
+        <w:t>El proyecto usa similitud coseno exacta en vez de FAISS. A partir de que tamano de galeria (orden de magnitud) empezaria a justificarse un indice aproximado, y que se sacrifica al usarlo?</w:t>
+      </w:r>
+    </w:p>
+    <w:p>
+      <w:pPr>
+        <w:pStyle w:val="ListNumber"/>
+      </w:pPr>
+      <w:r>
+        <w:t>Si el re-ranking con geometria empeora el resultado, bajo que condicion SI ayudaria combinar dos senales? Propongan una formula de fusion de scores mejor que reemplazar el orden.</w:t>
+      </w:r>
+    </w:p>
+    <w:p>
+      <w:pPr>
+        <w:pStyle w:val="Heading1"/>
+      </w:pPr>
+      <w:r>
+        <w:t>F. Mejoras sugeridas para la practica (opcionales, suben nota)</w:t>
+      </w:r>
+    </w:p>
+    <w:p>
+      <w:pPr>
+        <w:pStyle w:val="ListBullet"/>
+      </w:pPr>
+      <w:r>
+        <w:t>Fusion ponderada: en vez de re-ranking por reemplazo, combinar score_final = alfa*score_siglip + (1-alfa)*score_geometria y barrer alfa de 0 a 1, graficando Recall@1 vs alfa.</w:t>
+      </w:r>
+    </w:p>
+    <w:p>
+      <w:pPr>
+        <w:pStyle w:val="ListBullet"/>
+      </w:pPr>
+      <w:r>
+        <w:t>Normalizacion por bloque: escalar HOG y LBP por separado (por ejemplo, cada bloque a norma unitaria) antes de concatenar, y medir si la textura ahora aporta.</w:t>
+      </w:r>
+    </w:p>
+    <w:p>
+      <w:pPr>
+        <w:pStyle w:val="ListBullet"/>
+      </w:pPr>
+      <w:r>
+        <w:t>Evaluacion por fuente: separar las consultas segun el origen de la imagen (capturas propias vs frames de video) para detectar si el modelo aprende el estilo de la fuente en vez del gesto.</w:t>
+      </w:r>
+    </w:p>
+    <w:p>
+      <w:pPr>
+        <w:pStyle w:val="ListBullet"/>
+      </w:pPr>
+      <w:r>
+        <w:t>Encoder alternativo: repetir la ruta C con otro encoder no gated de Hugging Face y comparar Recall@1, dimension del vector y latencia contra SigLIP2.</w:t>
+      </w:r>
+    </w:p>
+    <w:p>
+      <w:pPr>
+        <w:pStyle w:val="Heading1"/>
+      </w:pPr>
+      <w:r>
+        <w:t>G. Reglas de integridad (aplican todas las semanas)</w:t>
       </w:r>
     </w:p>
     <w:p>

--- a/docs/instrucciones/Instrucciones_Semana_2_MATCH.docx
+++ b/docs/instrucciones/Instrucciones_Semana_2_MATCH.docx
@@ -60,7 +60,7 @@
         <w:t xml:space="preserve">Paso 1. </w:t>
       </w:r>
       <w:r>
-        <w:t>Completar la galeria propia si hace falta: minimo 300 imagenes en al menos 6 categorias. Pueden sumar frames extraidos de videos del equipo al dataset de la semana 1 (agregandolos a data/images/&lt;clase&gt;/ y regenerando metadata.csv). La galeria usa los splits train+val; el split test queda como consultas de evaluacion -- no mezclarlos, o la evaluacion queda contaminada.</w:t>
+        <w:t>La galeria sale del mismo video del grupo de la semana 1 -- no hay que capturar nada nuevo. Verificar que el dataset extraido cumple el minimo (300 imagenes, 6+ categorias); si falta volumen en alguna clase, extraer mas frames de los segmentos anotados subiendo el FPS de muestreo de esa clase. La galeria usa los splits train+val; el split test queda como consultas de evaluacion -- el split por segmento de la semana 1 garantiza que no haya frames casi identicos entre galeria y consultas.</w:t>
       </w:r>
     </w:p>
     <w:p>

--- a/docs/instrucciones/Instrucciones_Semana_2_MATCH.docx
+++ b/docs/instrucciones/Instrucciones_Semana_2_MATCH.docx
@@ -41,7 +41,7 @@
     </w:p>
     <w:p>
       <w:r>
-        <w:t>El entorno ya quedo listo en la semana 1. Requisito de entrada: la Clase 1 debe seguir funcionando en el fork (es criterio de aceptacion del enunciado) y debe existir data/features_mimic.csv con los datos propios del equipo.</w:t>
+        <w:t>El entorno ya quedo listo en la semana 1. Requisito de entrada: la Clase 1 debe seguir funcionando en el fork (criterio de aceptacion del enunciado) y debe existir data/features_mimic.csv con los datos propios del equipo.</w:t>
       </w:r>
     </w:p>
     <w:p>
@@ -60,7 +60,22 @@
         <w:t xml:space="preserve">Paso 1. </w:t>
       </w:r>
       <w:r>
-        <w:t>La galeria sale del mismo video del grupo de la semana 1 -- no hay que capturar nada nuevo. Verificar que el dataset extraido cumple el minimo (300 imagenes, 6+ categorias); si falta volumen en alguna clase, extraer mas frames de los segmentos anotados subiendo el FPS de muestreo de esa clase. La galeria usa los splits train+val; el split test queda como consultas de evaluacion -- el split por segmento de la semana 1 garantiza que no haya frames casi identicos entre galeria y consultas.</w:t>
+        <w:t>La galeria sale del mismo video del grupo de la semana 1 -- no hay que capturar nada nuevo. Verificar el minimo (300 imagenes, 6+ categorias); si falta volumen en alguna clase, extraer mas frames de sus segmentos subiendo el FPS de muestreo de esa clase. La galeria usa los splits train+val; el split test queda como consultas de evaluacion.</w:t>
+      </w:r>
+    </w:p>
+    <w:p>
+      <w:r>
+        <w:rPr>
+          <w:b/>
+          <w:i/>
+        </w:rPr>
+        <w:t xml:space="preserve">Resultado esperado: </w:t>
+      </w:r>
+      <w:r>
+        <w:rPr>
+          <w:i/>
+        </w:rPr>
+        <w:t>El split por segmento de la semana 1 garantiza que no haya frames casi identicos entre galeria y consultas.</w:t>
       </w:r>
     </w:p>
     <w:p>
@@ -71,7 +86,7 @@
         <w:t xml:space="preserve">Paso 2. </w:t>
       </w:r>
       <w:r>
-        <w:t>Borrar las caches de la semana anterior si el dataset cambio: data/match_descriptores_clasicos.npz, data/match_embeddings_siglip2.npz y data/match_embeddings_siglip2_crop.npz.</w:t>
+        <w:t>Si el dataset cambio desde la semana 1, borrar las caches: data/match_descriptores_clasicos.npz, data/match_embeddings_siglip2.npz y data/match_embeddings_siglip2_crop.npz.</w:t>
       </w:r>
     </w:p>
     <w:p>
@@ -82,7 +97,22 @@
         <w:t xml:space="preserve">Paso 3. </w:t>
       </w:r>
       <w:r>
-        <w:t>Ejecutar notebooks/D2_match_retrieval.ipynb completo (10-15 min la primera vez: SigLIP2 procesa toda la galeria dos veces por el ablation de crop).</w:t>
+        <w:t>Ejecutar notebooks/D2_match_retrieval.ipynb completo.</w:t>
+      </w:r>
+    </w:p>
+    <w:p>
+      <w:r>
+        <w:rPr>
+          <w:b/>
+          <w:i/>
+        </w:rPr>
+        <w:t xml:space="preserve">Resultado esperado: </w:t>
+      </w:r>
+      <w:r>
+        <w:rPr>
+          <w:i/>
+        </w:rPr>
+        <w:t>10-15 min la primera vez: SigLIP2 procesa toda la galeria dos veces (frame completo y crop de persona, por el ablation). La celda de la seccion 1 imprime el tamano de galeria y consultas.</w:t>
       </w:r>
     </w:p>
     <w:p>
@@ -93,7 +123,22 @@
         <w:t xml:space="preserve">Paso 4. </w:t>
       </w:r>
       <w:r>
-        <w:t>Revisar la tabla comparativa de las 3 rutas (seccion 5 del notebook) y la tabla por categoria facil/dificil/ambigua (seccion 6).</w:t>
+        <w:t>Revisar la tabla comparativa de las 3 rutas (seccion 5) y la tabla por categoria facil/dificil/ambigua (seccion 6).</w:t>
+      </w:r>
+    </w:p>
+    <w:p>
+      <w:r>
+        <w:rPr>
+          <w:b/>
+          <w:i/>
+        </w:rPr>
+        <w:t xml:space="preserve">Resultado esperado: </w:t>
+      </w:r>
+      <w:r>
+        <w:rPr>
+          <w:i/>
+        </w:rPr>
+        <w:t>Tres filas con Recall@1, Recall@5, MRR y latencias por ruta. En la referencia, SigLIP2 domina con 0.846/1.000/0.907.</w:t>
       </w:r>
     </w:p>
     <w:p>
@@ -104,7 +149,7 @@
         <w:t xml:space="preserve">Paso 5. </w:t>
       </w:r>
       <w:r>
-        <w:t>Revisar los 4 experimentos del ablation (seccion 7): textura, crop de persona, rutas individuales y re-ranking geometrico.</w:t>
+        <w:t>Revisar los 4 experimentos del ablation (seccion 7): textura, crop de persona, rutas individuales y re-ranking geometrico. Contrastar cada resultado contra el de la referencia (tabla D.1 de este documento).</w:t>
       </w:r>
     </w:p>
     <w:p>
@@ -126,7 +171,121 @@
         <w:t xml:space="preserve">Paso 7. </w:t>
       </w:r>
       <w:r>
-        <w:t>Probar la consulta en vivo desde la pestana MATCH de 'python -m app.app' (la primera busqueda tarda 1-2 min mientras construye el indice; las siguientes son inmediatas) y grabar el video demo de 90-120 s con al menos 5 consultas distintas.</w:t>
+        <w:t>Probar la consulta en vivo: 'python -m app.app', pestana MATCH, subir o capturar una foto y pulsar Buscar.</w:t>
+      </w:r>
+    </w:p>
+    <w:p>
+      <w:r>
+        <w:rPr>
+          <w:b/>
+          <w:i/>
+        </w:rPr>
+        <w:t xml:space="preserve">Resultado esperado: </w:t>
+      </w:r>
+      <w:r>
+        <w:rPr>
+          <w:i/>
+        </w:rPr>
+        <w:t>La primera busqueda tarda 1-2 min mientras construye el indice; las siguientes son inmediatas. Debe verse como las figuras de abajo.</w:t>
+      </w:r>
+    </w:p>
+    <w:p>
+      <w:r>
+        <w:drawing>
+          <wp:inline xmlns:a="http://schemas.openxmlformats.org/drawingml/2006/main" xmlns:pic="http://schemas.openxmlformats.org/drawingml/2006/picture">
+            <wp:extent cx="5303520" cy="3729038"/>
+            <wp:docPr id="1" name="Picture 1"/>
+            <wp:cNvGraphicFramePr>
+              <a:graphicFrameLocks noChangeAspect="1"/>
+            </wp:cNvGraphicFramePr>
+            <a:graphic>
+              <a:graphicData uri="http://schemas.openxmlformats.org/drawingml/2006/picture">
+                <pic:pic>
+                  <pic:nvPicPr>
+                    <pic:cNvPr id="0" name="match_tras_subir.png"/>
+                    <pic:cNvPicPr/>
+                  </pic:nvPicPr>
+                  <pic:blipFill>
+                    <a:blip r:embed="rId9"/>
+                    <a:stretch>
+                      <a:fillRect/>
+                    </a:stretch>
+                  </pic:blipFill>
+                  <pic:spPr>
+                    <a:xfrm>
+                      <a:off x="0" y="0"/>
+                      <a:ext cx="5303520" cy="3729038"/>
+                    </a:xfrm>
+                    <a:prstGeom prst="rect"/>
+                  </pic:spPr>
+                </pic:pic>
+              </a:graphicData>
+            </a:graphic>
+          </wp:inline>
+        </w:drawing>
+      </w:r>
+    </w:p>
+    <w:p>
+      <w:r>
+        <w:rPr>
+          <w:i/>
+        </w:rPr>
+        <w:t>Figura 1. Pestana MATCH con la imagen de consulta cargada (ejecucion de referencia).</w:t>
+      </w:r>
+    </w:p>
+    <w:p>
+      <w:r>
+        <w:drawing>
+          <wp:inline xmlns:a="http://schemas.openxmlformats.org/drawingml/2006/main" xmlns:pic="http://schemas.openxmlformats.org/drawingml/2006/picture">
+            <wp:extent cx="5303520" cy="3729038"/>
+            <wp:docPr id="2" name="Picture 2"/>
+            <wp:cNvGraphicFramePr>
+              <a:graphicFrameLocks noChangeAspect="1"/>
+            </wp:cNvGraphicFramePr>
+            <a:graphic>
+              <a:graphicData uri="http://schemas.openxmlformats.org/drawingml/2006/picture">
+                <pic:pic>
+                  <pic:nvPicPr>
+                    <pic:cNvPr id="0" name="match_resultado.png"/>
+                    <pic:cNvPicPr/>
+                  </pic:nvPicPr>
+                  <pic:blipFill>
+                    <a:blip r:embed="rId10"/>
+                    <a:stretch>
+                      <a:fillRect/>
+                    </a:stretch>
+                  </pic:blipFill>
+                  <pic:spPr>
+                    <a:xfrm>
+                      <a:off x="0" y="0"/>
+                      <a:ext cx="5303520" cy="3729038"/>
+                    </a:xfrm>
+                    <a:prstGeom prst="rect"/>
+                  </pic:spPr>
+                </pic:pic>
+              </a:graphicData>
+            </a:graphic>
+          </wp:inline>
+        </w:drawing>
+      </w:r>
+    </w:p>
+    <w:p>
+      <w:r>
+        <w:rPr>
+          <w:i/>
+        </w:rPr>
+        <w:t>Figura 2. Resultado Top-5 de la referencia: la consulta (persona meditando) devuelve primero la misma imagen y luego imagenes de la misma clase o clases vecinas.</w:t>
+      </w:r>
+    </w:p>
+    <w:p>
+      <w:r>
+        <w:rPr>
+          <w:b/>
+        </w:rPr>
+        <w:t xml:space="preserve">Paso 8. </w:t>
+      </w:r>
+      <w:r>
+        <w:t>Grabar el video demo de 90-120 s con al menos 5 consultas distintas desde la interfaz.</w:t>
       </w:r>
     </w:p>
     <w:p>
@@ -313,7 +472,7 @@
         <w:pStyle w:val="Heading1"/>
       </w:pPr>
       <w:r>
-        <w:t>D. Informe: estructura obligatoria y metricas</w:t>
+        <w:t>D. Informe: estructura, metricas, capturas y conclusiones</w:t>
       </w:r>
     </w:p>
     <w:p>
@@ -329,7 +488,7 @@
         <w:pStyle w:val="ListNumber"/>
       </w:pPr>
       <w:r>
-        <w:t>Resultados por ruta: la tabla de abajo completa.</w:t>
+        <w:t>Resultados por ruta: la tabla D.1 completa.</w:t>
       </w:r>
     </w:p>
     <w:p>
@@ -361,12 +520,23 @@
         <w:pStyle w:val="ListNumber"/>
       </w:pPr>
       <w:r>
-        <w:t>Respuestas a las preguntas finales (seccion E).</w:t>
+        <w:t>Conclusiones (ver requisitos abajo).</w:t>
       </w:r>
     </w:p>
     <w:p>
+      <w:pPr>
+        <w:pStyle w:val="ListNumber"/>
+      </w:pPr>
       <w:r>
-        <w:t>Tabla obligatoria (referencia del docente como linea base):</w:t>
+        <w:t>Respuestas a las 10 preguntas finales (seccion E).</w:t>
+      </w:r>
+    </w:p>
+    <w:p>
+      <w:pPr>
+        <w:pStyle w:val="Heading2"/>
+      </w:pPr>
+      <w:r>
+        <w:t>D.1 Tabla de metricas obligatoria</w:t>
       </w:r>
     </w:p>
     <w:tbl>
@@ -678,7 +848,7 @@
     </w:tbl>
     <w:p>
       <w:r>
-        <w:t>Resultados del ablation de referencia que el equipo debe contrastar:</w:t>
+        <w:t>Hallazgos del ablation de referencia que el equipo debe contrastar:</w:t>
       </w:r>
     </w:p>
     <w:p>
@@ -707,6 +877,67 @@
     </w:p>
     <w:p>
       <w:pPr>
+        <w:pStyle w:val="Heading2"/>
+      </w:pPr>
+      <w:r>
+        <w:t>D.2 Capturas de pantalla obligatorias (evidencia)</w:t>
+      </w:r>
+    </w:p>
+    <w:p>
+      <w:pPr>
+        <w:pStyle w:val="ListNumber"/>
+      </w:pPr>
+      <w:r>
+        <w:t>Tabla comparativa de las 3 rutas (seccion 5 del notebook) con los datos propios.</w:t>
+      </w:r>
+    </w:p>
+    <w:p>
+      <w:pPr>
+        <w:pStyle w:val="ListNumber"/>
+      </w:pPr>
+      <w:r>
+        <w:t>Tabla por categoria facil/dificil/ambigua (seccion 6).</w:t>
+      </w:r>
+    </w:p>
+    <w:p>
+      <w:pPr>
+        <w:pStyle w:val="ListNumber"/>
+      </w:pPr>
+      <w:r>
+        <w:t>Las 4 tablas del ablation (secciones 7.1 a 7.4).</w:t>
+      </w:r>
+    </w:p>
+    <w:p>
+      <w:pPr>
+        <w:pStyle w:val="ListNumber"/>
+      </w:pPr>
+      <w:r>
+        <w:t>La pestana MATCH con una consulta del equipo y su Top-5 (como las figuras 1 y 2).</w:t>
+      </w:r>
+    </w:p>
+    <w:p>
+      <w:pPr>
+        <w:pStyle w:val="ListNumber"/>
+      </w:pPr>
+      <w:r>
+        <w:t>Un caso de error interesante: la consulta y el Top-5 equivocado, con la explicacion en la leyenda.</w:t>
+      </w:r>
+    </w:p>
+    <w:p>
+      <w:pPr>
+        <w:pStyle w:val="Heading2"/>
+      </w:pPr>
+      <w:r>
+        <w:t>D.3 Conclusiones: requisitos</w:t>
+      </w:r>
+    </w:p>
+    <w:p>
+      <w:r>
+        <w:t>Minimo 3 conclusiones con el mismo formato de la semana 1 (numero concreto + comparacion contra la referencia + que harian distinto). Al menos UNA debe referirse a un experimento del ablation cuyo resultado difiera del de la referencia -- y si ninguno difiere, la conclusion es explicar por que el comportamiento se mantiene con un dataset completamente distinto (eso tambien es un hallazgo).</w:t>
+      </w:r>
+    </w:p>
+    <w:p>
+      <w:pPr>
         <w:pStyle w:val="Heading1"/>
       </w:pPr>
       <w:r>
@@ -726,7 +957,7 @@
         <w:pStyle w:val="ListNumber"/>
       </w:pPr>
       <w:r>
-        <w:t>El crop de persona empeoro el resultado en la referencia. Con el dataset del equipo (capturado en condiciones mas homogeneas), esperaban lo mismo? Que paso realmente y que dice eso sobre que 'mira' SigLIP2?</w:t>
+        <w:t>El crop de persona empeoro el resultado en la referencia. Con el dataset del equipo (un solo video, fondo fijo), esperaban lo mismo? Que paso realmente y que dice eso sobre que 'mira' SigLIP2?</w:t>
       </w:r>
     </w:p>
     <w:p>
@@ -751,6 +982,46 @@
       </w:pPr>
       <w:r>
         <w:t>Si el re-ranking con geometria empeora el resultado, bajo que condicion SI ayudaria combinar dos senales? Propongan una formula de fusion de scores mejor que reemplazar el orden.</w:t>
+      </w:r>
+    </w:p>
+    <w:p>
+      <w:pPr>
+        <w:pStyle w:val="ListNumber"/>
+      </w:pPr>
+      <w:r>
+        <w:t>La geometria (ruta B) tiene el peor Recall@1 (0.436) pero supera a HOG+LBP en Recall@5 (0.795 vs 0.744). Que dice esa inversion sobre COMO falla cada representacion?</w:t>
+      </w:r>
+    </w:p>
+    <w:p>
+      <w:pPr>
+        <w:pStyle w:val="ListNumber"/>
+      </w:pPr>
+      <w:r>
+        <w:t>La evaluacion usa 'misma clase que la consulta' como criterio de relevancia. Den un ejemplo real de su galeria donde ese criterio y la relevancia percibida por un humano no coinciden, y discutan el efecto sobre las metricas.</w:t>
+      </w:r>
+    </w:p>
+    <w:p>
+      <w:pPr>
+        <w:pStyle w:val="ListNumber"/>
+      </w:pPr>
+      <w:r>
+        <w:t>Latencia de indexacion vs latencia de consulta: cual importa mas si la galeria crece cada dia, y como cambia la respuesta si la galeria es estatica? Usen sus numeros medidos.</w:t>
+      </w:r>
+    </w:p>
+    <w:p>
+      <w:pPr>
+        <w:pStyle w:val="ListNumber"/>
+      </w:pPr>
+      <w:r>
+        <w:t>El indice normaliza los vectores antes del coseno. Expliquen por que normalizar los embeddings ANTES de indexarlos no cambia nada para el coseno, pero si cambiaria si usaran distancia euclidiana.</w:t>
+      </w:r>
+    </w:p>
+    <w:p>
+      <w:pPr>
+        <w:pStyle w:val="ListNumber"/>
+      </w:pPr>
+      <w:r>
+        <w:t>Su galeria viene de un solo video con fondo fijo. Como afecta eso la hipotesis de 'fuga de senal por el fondo' del informe de referencia, y que experimento harian para confirmarla o descartarla con sus datos?</w:t>
       </w:r>
     </w:p>
     <w:p>
@@ -782,7 +1053,7 @@
         <w:pStyle w:val="ListBullet"/>
       </w:pPr>
       <w:r>
-        <w:t>Evaluacion por fuente: separar las consultas segun el origen de la imagen (capturas propias vs frames de video) para detectar si el modelo aprende el estilo de la fuente en vez del gesto.</w:t>
+        <w:t>Evaluacion por fuente: separar las consultas segun el origen (integrante A, B o C del video) para detectar si el modelo aprende a la persona en vez del gesto.</w:t>
       </w:r>
     </w:p>
     <w:p>
@@ -839,6 +1110,14 @@
       </w:pPr>
       <w:r>
         <w:t>Registrar consentimiento por escrito de toda persona que aparezca en las capturas o videos del equipo.</w:t>
+      </w:r>
+    </w:p>
+    <w:p>
+      <w:pPr>
+        <w:pStyle w:val="ListBullet"/>
+      </w:pPr>
+      <w:r>
+        <w:t>Toda captura de pantalla del informe debe provenir de la ejecucion del propio equipo (mismo fork, mismos datos); las capturas de este documento son de la ejecucion de referencia del docente y sirven solo como guia visual.</w:t>
       </w:r>
     </w:p>
     <w:sectPr>
